--- a/files/cv.docx
+++ b/files/cv.docx
@@ -1025,6 +1025,7 @@
       <w:pPr>
         <w:pStyle w:val="13"/>
         <w:numPr>
+          <w:ilvl w:val="0"/>
           <w:numId w:val="0"/>
         </w:numPr>
         <w:ind w:leftChars="0"/>
@@ -1141,29 +1142,43 @@
           <w:iCs/>
           <w:lang w:val="en-US" w:eastAsia="zh-CN"/>
         </w:rPr>
-        <w:t xml:space="preserve">CVPR2026 </w:t>
-      </w:r>
-      <w:r>
-        <w:rPr>
-          <w:rFonts w:hint="eastAsia" w:ascii="Times New Roman" w:hAnsi="Times New Roman" w:eastAsia="宋体" w:cs="Times New Roman"/>
-          <w:lang w:val="en-US" w:eastAsia="zh-CN"/>
-        </w:rPr>
-        <w:t>(</w:t>
-      </w:r>
-      <w:r>
-        <w:rPr>
-          <w:rFonts w:ascii="Times New Roman" w:hAnsi="Times New Roman" w:cs="Times New Roman"/>
+        <w:t>CVPR Findings</w:t>
+      </w:r>
+      <w:r>
+        <w:rPr>
+          <w:rFonts w:hint="default" w:ascii="Times New Roman" w:hAnsi="Times New Roman" w:cs="Times New Roman"/>
           <w:i/>
           <w:iCs/>
-        </w:rPr>
-        <w:t>under review</w:t>
-      </w:r>
-      <w:r>
-        <w:rPr>
-          <w:rFonts w:hint="eastAsia" w:ascii="Times New Roman" w:hAnsi="Times New Roman" w:eastAsia="宋体" w:cs="Times New Roman"/>
           <w:lang w:val="en-US" w:eastAsia="zh-CN"/>
         </w:rPr>
-        <w:t xml:space="preserve">) </w:t>
+        <w:t>(</w:t>
+      </w:r>
+      <w:r>
+        <w:rPr>
+          <w:rFonts w:hint="eastAsia" w:ascii="Times New Roman" w:hAnsi="Times New Roman" w:cs="Times New Roman"/>
+          <w:i/>
+          <w:iCs/>
+          <w:lang w:val="en-US" w:eastAsia="zh-CN"/>
+        </w:rPr>
+        <w:t>2026</w:t>
+      </w:r>
+      <w:r>
+        <w:rPr>
+          <w:rFonts w:hint="default" w:ascii="Times New Roman" w:hAnsi="Times New Roman" w:cs="Times New Roman"/>
+          <w:i/>
+          <w:iCs/>
+          <w:lang w:val="en-US" w:eastAsia="zh-CN"/>
+        </w:rPr>
+        <w:t>)</w:t>
+      </w:r>
+      <w:bookmarkStart w:id="0" w:name="_GoBack"/>
+      <w:bookmarkEnd w:id="0"/>
+      <w:r>
+        <w:rPr>
+          <w:rFonts w:hint="eastAsia" w:ascii="Times New Roman" w:hAnsi="Times New Roman" w:eastAsia="宋体" w:cs="Times New Roman"/>
+          <w:lang w:val="en-US" w:eastAsia="zh-CN"/>
+        </w:rPr>
+        <w:t xml:space="preserve"> </w:t>
       </w:r>
       <w:r>
         <w:rPr>
@@ -1286,16 +1301,7 @@
           <w:rFonts w:hint="default" w:ascii="Times New Roman" w:hAnsi="Times New Roman" w:eastAsia="宋体" w:cs="Times New Roman"/>
           <w:lang w:val="en-US" w:eastAsia="zh-CN"/>
         </w:rPr>
-        <w:t>We present SpatialDreamer, an RL framework that fosters</w:t>
-      </w:r>
-      <w:bookmarkStart w:id="0" w:name="_GoBack"/>
-      <w:bookmarkEnd w:id="0"/>
-      <w:r>
-        <w:rPr>
-          <w:rFonts w:hint="default" w:ascii="Times New Roman" w:hAnsi="Times New Roman" w:eastAsia="宋体" w:cs="Times New Roman"/>
-          <w:lang w:val="en-US" w:eastAsia="zh-CN"/>
-        </w:rPr>
-        <w:t xml:space="preserve"> human-like spatial reasoning by leveraging a worldmodel-based loop of active exploration, imaginative</w:t>
+        <w:t>We present SpatialDreamer, an RL framework that fosters human-like spatial reasoning by leveraging a worldmodel-based loop of active exploration, imaginative</w:t>
       </w:r>
       <w:r>
         <w:rPr>
